--- a/methods_and_means_of_cryptographic_information_protection/docs/reports/2/practics/3/11/Ковалев Д.П ВКБ43 ПР3.docx
+++ b/methods_and_means_of_cryptographic_information_protection/docs/reports/2/practics/3/11/Ковалев Д.П ВКБ43 ПР3.docx
@@ -22,7 +22,7 @@
           <w:szCs w:val="22"/>
         </w:rPr>
         <w:drawing>
-          <wp:inline distT="0" distB="0" distL="0" distR="0" wp14:anchorId="3388D19E" wp14:editId="30B486C5">
+          <wp:inline distT="0" distB="0" distL="0" distR="0" wp14:anchorId="3388D19E" wp14:editId="1C79FA00">
             <wp:extent cx="640080" cy="685800"/>
             <wp:effectExtent l="0" t="0" r="7620" b="0"/>
             <wp:docPr id="45" name="Рисунок 45"/>
@@ -949,6 +949,7 @@
       </w:pPr>
       <w:r>
         <w:rPr>
+          <w:noProof/>
           <w:sz w:val="28"/>
           <w:szCs w:val="28"/>
         </w:rPr>
@@ -1084,6 +1085,7 @@
       </w:pPr>
       <w:r>
         <w:rPr>
+          <w:noProof/>
           <w:sz w:val="28"/>
           <w:szCs w:val="28"/>
         </w:rPr>
@@ -1179,6 +1181,7 @@
       </w:pPr>
       <w:r>
         <w:rPr>
+          <w:noProof/>
           <w:sz w:val="28"/>
           <w:szCs w:val="28"/>
         </w:rPr>
@@ -1266,6 +1269,7 @@
       </w:pPr>
       <w:r>
         <w:rPr>
+          <w:noProof/>
           <w:sz w:val="28"/>
           <w:szCs w:val="28"/>
         </w:rPr>
@@ -1495,6 +1499,7 @@
       </w:pPr>
       <w:r>
         <w:rPr>
+          <w:noProof/>
           <w:sz w:val="28"/>
           <w:szCs w:val="28"/>
         </w:rPr>
@@ -1694,6 +1699,7 @@
       </w:pPr>
       <w:r>
         <w:rPr>
+          <w:noProof/>
           <w:sz w:val="28"/>
           <w:szCs w:val="28"/>
         </w:rPr>
@@ -1820,6 +1826,97 @@
     </w:p>
     <w:p>
       <w:pPr>
+        <w:pStyle w:val="s26"/>
+        <w:spacing w:before="0" w:beforeAutospacing="0" w:after="0" w:afterAutospacing="0" w:line="360" w:lineRule="auto"/>
+        <w:ind w:firstLine="525"/>
+        <w:jc w:val="both"/>
+        <w:rPr>
+          <w:color w:val="000000"/>
+          <w:sz w:val="28"/>
+          <w:szCs w:val="28"/>
+        </w:rPr>
+      </w:pPr>
+      <w:r>
+        <w:rPr>
+          <w:rStyle w:val="s11"/>
+          <w:color w:val="000000"/>
+          <w:sz w:val="28"/>
+          <w:szCs w:val="28"/>
+        </w:rPr>
+        <w:t>Шифрование данных в программе XY-</w:t>
+      </w:r>
+      <w:proofErr w:type="spellStart"/>
+      <w:r>
+        <w:rPr>
+          <w:rStyle w:val="s11"/>
+          <w:color w:val="000000"/>
+          <w:sz w:val="28"/>
+          <w:szCs w:val="28"/>
+        </w:rPr>
+        <w:t>Mover</w:t>
+      </w:r>
+      <w:proofErr w:type="spellEnd"/>
+      <w:r>
+        <w:rPr>
+          <w:rStyle w:val="s11"/>
+          <w:color w:val="000000"/>
+          <w:sz w:val="28"/>
+          <w:szCs w:val="28"/>
+        </w:rPr>
+        <w:t xml:space="preserve"> выполняется в соответствии с алгоритмом скользящей перестановки. Перед началом работы в разделе «Параметры шифратора» задаются значения N (общий размер накопителя), n1 (количество первых записываемых знаков) и n2 (остальные знаки), а также настраиваются «Отводы регистра» и «Начальное заполнение» для генератора псевдослучайной последовательности. Во входном потоке выбирается исходный текстовый файл, в выходном указывается имя файла для сохранения результата.</w:t>
+      </w:r>
+      <w:r>
+        <w:rPr>
+          <w:rStyle w:val="apple-converted-space"/>
+          <w:color w:val="000000"/>
+          <w:sz w:val="28"/>
+          <w:szCs w:val="28"/>
+        </w:rPr>
+        <w:t> </w:t>
+      </w:r>
+    </w:p>
+    <w:p>
+      <w:pPr>
+        <w:pStyle w:val="s26"/>
+        <w:spacing w:before="0" w:beforeAutospacing="0" w:after="0" w:afterAutospacing="0" w:line="360" w:lineRule="auto"/>
+        <w:ind w:firstLine="525"/>
+        <w:jc w:val="both"/>
+        <w:rPr>
+          <w:color w:val="000000"/>
+          <w:sz w:val="28"/>
+          <w:szCs w:val="28"/>
+        </w:rPr>
+      </w:pPr>
+      <w:r>
+        <w:rPr>
+          <w:rStyle w:val="s11"/>
+          <w:color w:val="000000"/>
+          <w:sz w:val="28"/>
+          <w:szCs w:val="28"/>
+        </w:rPr>
+        <w:t>Запуск шифрования осуществляется через меню «Шифрование» или</w:t>
+      </w:r>
+      <w:r>
+        <w:rPr>
+          <w:rStyle w:val="s11"/>
+          <w:color w:val="000000"/>
+          <w:sz w:val="28"/>
+          <w:szCs w:val="28"/>
+        </w:rPr>
+        <w:t xml:space="preserve"> </w:t>
+      </w:r>
+      <w:r>
+        <w:rPr>
+          <w:rStyle w:val="s11"/>
+          <w:color w:val="000000"/>
+          <w:sz w:val="28"/>
+          <w:szCs w:val="28"/>
+        </w:rPr>
+        <w:t>кнопку на панели инструментов. В процессе работы программа, руководствуясь значениями, полученными с линейного регистра сдвига (ОЛЗ), переставляет символы исходного текста, создавая зашифрованный файл. Расшифрование выполняется аналогично: в входной поток загружается зашифрованный файл, задаются те же параметры шифратора, которые использовались при шифровании, и запускается процесс дешифрования.</w:t>
+      </w:r>
+    </w:p>
+    <w:p>
+      <w:pPr>
         <w:spacing w:line="360" w:lineRule="auto"/>
         <w:ind w:firstLine="708"/>
         <w:jc w:val="both"/>
@@ -1878,6 +1975,688 @@
         </w:rPr>
         <w:t>(табл. 2 .8).</w:t>
       </w:r>
+    </w:p>
+    <w:p>
+      <w:pPr>
+        <w:spacing w:line="360" w:lineRule="auto"/>
+        <w:ind w:firstLine="708"/>
+        <w:jc w:val="both"/>
+        <w:rPr>
+          <w:b/>
+          <w:bCs/>
+          <w:color w:val="000000"/>
+          <w:sz w:val="28"/>
+          <w:szCs w:val="28"/>
+        </w:rPr>
+      </w:pPr>
+      <w:r>
+        <w:rPr>
+          <w:b/>
+          <w:bCs/>
+          <w:color w:val="000000"/>
+          <w:sz w:val="28"/>
+          <w:szCs w:val="28"/>
+        </w:rPr>
+        <w:t>1.</w:t>
+      </w:r>
+      <w:r>
+        <w:rPr>
+          <w:rStyle w:val="apple-converted-space"/>
+          <w:b/>
+          <w:bCs/>
+          <w:color w:val="000000"/>
+          <w:sz w:val="28"/>
+          <w:szCs w:val="28"/>
+        </w:rPr>
+        <w:t> </w:t>
+      </w:r>
+      <w:r>
+        <w:rPr>
+          <w:rStyle w:val="s14"/>
+          <w:b/>
+          <w:bCs/>
+          <w:color w:val="000000"/>
+          <w:sz w:val="28"/>
+          <w:szCs w:val="28"/>
+        </w:rPr>
+        <w:t>Почему шифрование методом гаммирования является наиболее подходящим для высокоскоростных</w:t>
+      </w:r>
+      <w:r>
+        <w:rPr>
+          <w:rStyle w:val="apple-converted-space"/>
+          <w:b/>
+          <w:bCs/>
+          <w:color w:val="000000"/>
+          <w:sz w:val="28"/>
+          <w:szCs w:val="28"/>
+        </w:rPr>
+        <w:t> </w:t>
+      </w:r>
+      <w:r>
+        <w:rPr>
+          <w:rStyle w:val="s14"/>
+          <w:b/>
+          <w:bCs/>
+          <w:color w:val="000000"/>
+          <w:sz w:val="28"/>
+          <w:szCs w:val="28"/>
+        </w:rPr>
+        <w:t>линий телекоммуникационной связи?</w:t>
+      </w:r>
+    </w:p>
+    <w:p>
+      <w:pPr>
+        <w:pStyle w:val="s37"/>
+        <w:spacing w:before="0" w:beforeAutospacing="0" w:after="0" w:afterAutospacing="0" w:line="360" w:lineRule="auto"/>
+        <w:ind w:firstLine="708"/>
+        <w:jc w:val="both"/>
+        <w:rPr>
+          <w:color w:val="000000"/>
+          <w:sz w:val="28"/>
+          <w:szCs w:val="28"/>
+        </w:rPr>
+      </w:pPr>
+      <w:r>
+        <w:rPr>
+          <w:rStyle w:val="s11"/>
+          <w:color w:val="000000"/>
+          <w:sz w:val="28"/>
+          <w:szCs w:val="28"/>
+        </w:rPr>
+        <w:t>Гаммирование оптимально для высокоскоростных линий связи благодаря потоковой обработке данных и простоте реализации. Операция XOR накладывает псевдослучайную последовательность на открытый текст без накопления блоков, что минимизирует задержки и позволяет шифровать в реальном времени.</w:t>
+      </w:r>
+    </w:p>
+    <w:p>
+      <w:pPr>
+        <w:spacing w:line="360" w:lineRule="auto"/>
+        <w:ind w:firstLine="708"/>
+        <w:jc w:val="both"/>
+        <w:rPr>
+          <w:b/>
+          <w:bCs/>
+          <w:color w:val="000000"/>
+          <w:sz w:val="28"/>
+          <w:szCs w:val="28"/>
+        </w:rPr>
+      </w:pPr>
+      <w:r>
+        <w:rPr>
+          <w:b/>
+          <w:bCs/>
+          <w:color w:val="000000"/>
+          <w:sz w:val="28"/>
+          <w:szCs w:val="28"/>
+        </w:rPr>
+        <w:lastRenderedPageBreak/>
+        <w:t>2.</w:t>
+      </w:r>
+      <w:r>
+        <w:rPr>
+          <w:rStyle w:val="apple-converted-space"/>
+          <w:b/>
+          <w:bCs/>
+          <w:color w:val="000000"/>
+          <w:sz w:val="28"/>
+          <w:szCs w:val="28"/>
+        </w:rPr>
+        <w:t> </w:t>
+      </w:r>
+      <w:r>
+        <w:rPr>
+          <w:rStyle w:val="s14"/>
+          <w:b/>
+          <w:bCs/>
+          <w:color w:val="000000"/>
+          <w:sz w:val="28"/>
+          <w:szCs w:val="28"/>
+        </w:rPr>
+        <w:t>Какие общие требования предъявляются к гамме шифра?</w:t>
+      </w:r>
+    </w:p>
+    <w:p>
+      <w:pPr>
+        <w:pStyle w:val="s38"/>
+        <w:spacing w:before="0" w:beforeAutospacing="0" w:after="0" w:afterAutospacing="0" w:line="360" w:lineRule="auto"/>
+        <w:ind w:firstLine="708"/>
+        <w:jc w:val="both"/>
+        <w:rPr>
+          <w:color w:val="000000"/>
+          <w:sz w:val="28"/>
+          <w:szCs w:val="28"/>
+        </w:rPr>
+      </w:pPr>
+      <w:r>
+        <w:rPr>
+          <w:rStyle w:val="s11"/>
+          <w:color w:val="000000"/>
+          <w:sz w:val="28"/>
+          <w:szCs w:val="28"/>
+        </w:rPr>
+        <w:t>Стойкость шифрования методом гаммирования определяется главным образом качеством гаммы, которое характеризуется длиной периода и равномерностью распределения по периоду. Длина периода гаммы — минимальное количество символов, после которого последовательность начинает повторяться. Равномерность распределения символов по периоду означает отсутствие закономерностей между появлением различных символов в пределах периода.</w:t>
+      </w:r>
+    </w:p>
+    <w:p>
+      <w:pPr>
+        <w:spacing w:line="360" w:lineRule="auto"/>
+        <w:ind w:firstLine="708"/>
+        <w:jc w:val="both"/>
+        <w:rPr>
+          <w:b/>
+          <w:bCs/>
+          <w:color w:val="000000"/>
+          <w:sz w:val="28"/>
+          <w:szCs w:val="28"/>
+        </w:rPr>
+      </w:pPr>
+      <w:r>
+        <w:rPr>
+          <w:b/>
+          <w:bCs/>
+          <w:color w:val="000000"/>
+          <w:sz w:val="28"/>
+          <w:szCs w:val="28"/>
+        </w:rPr>
+        <w:t>3.</w:t>
+      </w:r>
+      <w:r>
+        <w:rPr>
+          <w:rStyle w:val="apple-converted-space"/>
+          <w:b/>
+          <w:bCs/>
+          <w:color w:val="000000"/>
+          <w:sz w:val="28"/>
+          <w:szCs w:val="28"/>
+        </w:rPr>
+        <w:t> </w:t>
+      </w:r>
+      <w:r>
+        <w:rPr>
+          <w:rStyle w:val="s14"/>
+          <w:b/>
+          <w:bCs/>
+          <w:color w:val="000000"/>
+          <w:sz w:val="28"/>
+          <w:szCs w:val="28"/>
+        </w:rPr>
+        <w:t>Приведите пример, поясняющий работу шифрующего автомата скользящей перестановки при</w:t>
+      </w:r>
+      <w:r>
+        <w:rPr>
+          <w:rStyle w:val="apple-converted-space"/>
+          <w:b/>
+          <w:bCs/>
+          <w:color w:val="000000"/>
+          <w:sz w:val="28"/>
+          <w:szCs w:val="28"/>
+        </w:rPr>
+        <w:t> </w:t>
+      </w:r>
+      <w:r>
+        <w:rPr>
+          <w:rStyle w:val="s14"/>
+          <w:b/>
+          <w:bCs/>
+          <w:color w:val="000000"/>
+          <w:sz w:val="28"/>
+          <w:szCs w:val="28"/>
+        </w:rPr>
+        <w:t>n</w:t>
+      </w:r>
+      <w:r>
+        <w:rPr>
+          <w:rStyle w:val="apple-converted-space"/>
+          <w:b/>
+          <w:bCs/>
+          <w:color w:val="000000"/>
+          <w:sz w:val="28"/>
+          <w:szCs w:val="28"/>
+        </w:rPr>
+        <w:t> </w:t>
+      </w:r>
+      <w:r>
+        <w:rPr>
+          <w:rStyle w:val="s14"/>
+          <w:b/>
+          <w:bCs/>
+          <w:color w:val="000000"/>
+          <w:sz w:val="28"/>
+          <w:szCs w:val="28"/>
+        </w:rPr>
+        <w:t>= 5,</w:t>
+      </w:r>
+      <w:r>
+        <w:rPr>
+          <w:rStyle w:val="apple-converted-space"/>
+          <w:b/>
+          <w:bCs/>
+          <w:color w:val="000000"/>
+          <w:sz w:val="28"/>
+          <w:szCs w:val="28"/>
+        </w:rPr>
+        <w:t> </w:t>
+      </w:r>
+      <w:r>
+        <w:rPr>
+          <w:rStyle w:val="s14"/>
+          <w:b/>
+          <w:bCs/>
+          <w:color w:val="000000"/>
+          <w:sz w:val="28"/>
+          <w:szCs w:val="28"/>
+        </w:rPr>
+        <w:t>n1</w:t>
+      </w:r>
+      <w:r>
+        <w:rPr>
+          <w:rStyle w:val="apple-converted-space"/>
+          <w:b/>
+          <w:bCs/>
+          <w:color w:val="000000"/>
+          <w:sz w:val="28"/>
+          <w:szCs w:val="28"/>
+        </w:rPr>
+        <w:t> </w:t>
+      </w:r>
+      <w:r>
+        <w:rPr>
+          <w:rStyle w:val="s14"/>
+          <w:b/>
+          <w:bCs/>
+          <w:color w:val="000000"/>
+          <w:sz w:val="28"/>
+          <w:szCs w:val="28"/>
+        </w:rPr>
+        <w:t>= 2,</w:t>
+      </w:r>
+      <w:r>
+        <w:rPr>
+          <w:rStyle w:val="apple-converted-space"/>
+          <w:b/>
+          <w:bCs/>
+          <w:color w:val="000000"/>
+          <w:sz w:val="28"/>
+          <w:szCs w:val="28"/>
+        </w:rPr>
+        <w:t> </w:t>
+      </w:r>
+      <w:r>
+        <w:rPr>
+          <w:rStyle w:val="s14"/>
+          <w:b/>
+          <w:bCs/>
+          <w:color w:val="000000"/>
+          <w:sz w:val="28"/>
+          <w:szCs w:val="28"/>
+        </w:rPr>
+        <w:t>n2</w:t>
+      </w:r>
+      <w:r>
+        <w:rPr>
+          <w:rStyle w:val="apple-converted-space"/>
+          <w:b/>
+          <w:bCs/>
+          <w:color w:val="000000"/>
+          <w:sz w:val="28"/>
+          <w:szCs w:val="28"/>
+        </w:rPr>
+        <w:t> </w:t>
+      </w:r>
+      <w:r>
+        <w:rPr>
+          <w:rStyle w:val="s14"/>
+          <w:b/>
+          <w:bCs/>
+          <w:color w:val="000000"/>
+          <w:sz w:val="28"/>
+          <w:szCs w:val="28"/>
+        </w:rPr>
+        <w:t>= 3.</w:t>
+      </w:r>
+    </w:p>
+    <w:p>
+      <w:pPr>
+        <w:pStyle w:val="s37"/>
+        <w:spacing w:before="0" w:beforeAutospacing="0" w:after="0" w:afterAutospacing="0" w:line="360" w:lineRule="auto"/>
+        <w:ind w:firstLine="708"/>
+        <w:jc w:val="both"/>
+        <w:rPr>
+          <w:color w:val="000000"/>
+          <w:sz w:val="28"/>
+          <w:szCs w:val="28"/>
+        </w:rPr>
+      </w:pPr>
+      <w:r>
+        <w:rPr>
+          <w:rStyle w:val="s11"/>
+          <w:color w:val="000000"/>
+          <w:sz w:val="28"/>
+          <w:szCs w:val="28"/>
+        </w:rPr>
+        <w:t>Рассмотрим</w:t>
+      </w:r>
+      <w:r>
+        <w:rPr>
+          <w:rStyle w:val="apple-converted-space"/>
+          <w:color w:val="000000"/>
+          <w:sz w:val="28"/>
+          <w:szCs w:val="28"/>
+        </w:rPr>
+        <w:t> </w:t>
+      </w:r>
+      <w:r>
+        <w:rPr>
+          <w:rStyle w:val="s11"/>
+          <w:color w:val="000000"/>
+          <w:sz w:val="28"/>
+          <w:szCs w:val="28"/>
+        </w:rPr>
+        <w:t>работу шифрующего автомата с параметрами n=5</w:t>
+      </w:r>
+      <w:r>
+        <w:rPr>
+          <w:rStyle w:val="apple-converted-space"/>
+          <w:color w:val="000000"/>
+          <w:sz w:val="28"/>
+          <w:szCs w:val="28"/>
+        </w:rPr>
+        <w:t> </w:t>
+      </w:r>
+      <w:r>
+        <w:rPr>
+          <w:rStyle w:val="s11"/>
+          <w:color w:val="000000"/>
+          <w:sz w:val="28"/>
+          <w:szCs w:val="28"/>
+        </w:rPr>
+        <w:t>–</w:t>
+      </w:r>
+      <w:r>
+        <w:rPr>
+          <w:rStyle w:val="apple-converted-space"/>
+          <w:color w:val="000000"/>
+          <w:sz w:val="28"/>
+          <w:szCs w:val="28"/>
+        </w:rPr>
+        <w:t> </w:t>
+      </w:r>
+      <w:r>
+        <w:rPr>
+          <w:rStyle w:val="s11"/>
+          <w:color w:val="000000"/>
+          <w:sz w:val="28"/>
+          <w:szCs w:val="28"/>
+        </w:rPr>
+        <w:t>общий размер накопителя, n1=2</w:t>
+      </w:r>
+      <w:r>
+        <w:rPr>
+          <w:rStyle w:val="apple-converted-space"/>
+          <w:color w:val="000000"/>
+          <w:sz w:val="28"/>
+          <w:szCs w:val="28"/>
+        </w:rPr>
+        <w:t> </w:t>
+      </w:r>
+      <w:r>
+        <w:rPr>
+          <w:rStyle w:val="s11"/>
+          <w:color w:val="000000"/>
+          <w:sz w:val="28"/>
+          <w:szCs w:val="28"/>
+        </w:rPr>
+        <w:t>–</w:t>
+      </w:r>
+      <w:r>
+        <w:rPr>
+          <w:rStyle w:val="apple-converted-space"/>
+          <w:color w:val="000000"/>
+          <w:sz w:val="28"/>
+          <w:szCs w:val="28"/>
+        </w:rPr>
+        <w:t> </w:t>
+      </w:r>
+      <w:r>
+        <w:rPr>
+          <w:rStyle w:val="s11"/>
+          <w:color w:val="000000"/>
+          <w:sz w:val="28"/>
+          <w:szCs w:val="28"/>
+        </w:rPr>
+        <w:t>первые записываемые символы и n2=3</w:t>
+      </w:r>
+      <w:r>
+        <w:rPr>
+          <w:rStyle w:val="apple-converted-space"/>
+          <w:color w:val="000000"/>
+          <w:sz w:val="28"/>
+          <w:szCs w:val="28"/>
+        </w:rPr>
+        <w:t> </w:t>
+      </w:r>
+      <w:r>
+        <w:rPr>
+          <w:rStyle w:val="s11"/>
+          <w:color w:val="000000"/>
+          <w:sz w:val="28"/>
+          <w:szCs w:val="28"/>
+        </w:rPr>
+        <w:t>–</w:t>
+      </w:r>
+      <w:r>
+        <w:rPr>
+          <w:rStyle w:val="apple-converted-space"/>
+          <w:color w:val="000000"/>
+          <w:sz w:val="28"/>
+          <w:szCs w:val="28"/>
+        </w:rPr>
+        <w:t> </w:t>
+      </w:r>
+      <w:r>
+        <w:rPr>
+          <w:rStyle w:val="s11"/>
+          <w:color w:val="000000"/>
+          <w:sz w:val="28"/>
+          <w:szCs w:val="28"/>
+        </w:rPr>
+        <w:t>остальные. В начальный момент в нижний накопитель записываются первые два символа открытого текста (t1, t2). Далее на каждом такте на вход узла формирования задержки подается вектор состояний регистра сдвига. Значение задержки γ определяется как номер самой правой ячейки, содержащей единицу. Например, если в текущем такте единицы находятся в позициях 1, 3 и 4, то задержка γ = 4, и в выходной поток отправляется символ, находящийся в 4-й ячейке накопителя. Освободившееся место заполняется следующим символом открытого текста. Процесс повторяется до тех пор, пока все</w:t>
+      </w:r>
+      <w:r>
+        <w:rPr>
+          <w:rStyle w:val="apple-converted-space"/>
+          <w:color w:val="000000"/>
+          <w:sz w:val="28"/>
+          <w:szCs w:val="28"/>
+        </w:rPr>
+        <w:t> </w:t>
+      </w:r>
+      <w:r>
+        <w:rPr>
+          <w:rStyle w:val="s11"/>
+          <w:color w:val="000000"/>
+          <w:sz w:val="28"/>
+          <w:szCs w:val="28"/>
+        </w:rPr>
+        <w:t>символы не будут обработаны, причем в последних n1 тактах происходит считывание оставшихся в накопителе символов.</w:t>
+      </w:r>
+    </w:p>
+    <w:p>
+      <w:pPr>
+        <w:spacing w:line="360" w:lineRule="auto"/>
+        <w:ind w:firstLine="708"/>
+        <w:jc w:val="both"/>
+        <w:rPr>
+          <w:b/>
+          <w:bCs/>
+          <w:color w:val="000000"/>
+          <w:sz w:val="28"/>
+          <w:szCs w:val="28"/>
+        </w:rPr>
+      </w:pPr>
+      <w:r>
+        <w:rPr>
+          <w:b/>
+          <w:bCs/>
+          <w:color w:val="000000"/>
+          <w:sz w:val="28"/>
+          <w:szCs w:val="28"/>
+        </w:rPr>
+        <w:t>4.</w:t>
+      </w:r>
+      <w:r>
+        <w:rPr>
+          <w:rStyle w:val="apple-converted-space"/>
+          <w:b/>
+          <w:bCs/>
+          <w:color w:val="000000"/>
+          <w:sz w:val="28"/>
+          <w:szCs w:val="28"/>
+        </w:rPr>
+        <w:t> </w:t>
+      </w:r>
+      <w:r>
+        <w:rPr>
+          <w:rStyle w:val="s14"/>
+          <w:b/>
+          <w:bCs/>
+          <w:color w:val="000000"/>
+          <w:sz w:val="28"/>
+          <w:szCs w:val="28"/>
+        </w:rPr>
+        <w:t>Кратко опишите работу схемы реализации шифра скользящей перестановки.</w:t>
+      </w:r>
+    </w:p>
+    <w:p>
+      <w:pPr>
+        <w:pStyle w:val="s37"/>
+        <w:spacing w:before="0" w:beforeAutospacing="0" w:after="0" w:afterAutospacing="0" w:line="360" w:lineRule="auto"/>
+        <w:ind w:firstLine="708"/>
+        <w:jc w:val="both"/>
+        <w:rPr>
+          <w:color w:val="000000"/>
+          <w:sz w:val="28"/>
+          <w:szCs w:val="28"/>
+        </w:rPr>
+      </w:pPr>
+      <w:r>
+        <w:rPr>
+          <w:rStyle w:val="s11"/>
+          <w:color w:val="000000"/>
+          <w:sz w:val="28"/>
+          <w:szCs w:val="28"/>
+        </w:rPr>
+        <w:t>Схема реализации шифра скользящей перестановки включает два основных компонента: нижний накопитель (буфер) и узел формирования задержки (УФЗ). Первые n1 символов открытого текста записываются в накопитель, после чего УФЗ, управляемый линейным регистром сдвига (ЛРС), в каждом такте вычисляет значение задержки γ. Символ из ячейки с номером γ отправляется в выходной поток (</w:t>
+      </w:r>
+      <w:proofErr w:type="spellStart"/>
+      <w:r>
+        <w:rPr>
+          <w:rStyle w:val="s11"/>
+          <w:color w:val="000000"/>
+          <w:sz w:val="28"/>
+          <w:szCs w:val="28"/>
+        </w:rPr>
+        <w:t>шифротекст</w:t>
+      </w:r>
+      <w:proofErr w:type="spellEnd"/>
+      <w:r>
+        <w:rPr>
+          <w:rStyle w:val="s11"/>
+          <w:color w:val="000000"/>
+          <w:sz w:val="28"/>
+          <w:szCs w:val="28"/>
+        </w:rPr>
+        <w:t xml:space="preserve">), а на его место записывается </w:t>
+      </w:r>
+      <w:r>
+        <w:rPr>
+          <w:rStyle w:val="s11"/>
+          <w:color w:val="000000"/>
+          <w:sz w:val="28"/>
+          <w:szCs w:val="28"/>
+        </w:rPr>
+        <w:lastRenderedPageBreak/>
+        <w:t>следующий символ открытого текста. УФЗ переходит в новое состояние, и процесс повторяется. Когда все символы открытого текста поступили в накопитель, в течение последующих n1 тактов производится считывание и отправка оставшихся символов, после чего шифрование завершается. Расшифрование выполняется по той же схеме, но с записью принимаемых символов во второй накопитель.</w:t>
+      </w:r>
+      <w:r>
+        <w:rPr>
+          <w:color w:val="000000"/>
+          <w:sz w:val="28"/>
+          <w:szCs w:val="28"/>
+        </w:rPr>
+        <w:t> </w:t>
+      </w:r>
+    </w:p>
+    <w:p>
+      <w:pPr>
+        <w:pStyle w:val="s37"/>
+        <w:spacing w:before="0" w:beforeAutospacing="0" w:after="0" w:afterAutospacing="0" w:line="360" w:lineRule="auto"/>
+        <w:ind w:firstLine="708"/>
+        <w:jc w:val="both"/>
+        <w:rPr>
+          <w:color w:val="000000"/>
+          <w:sz w:val="28"/>
+          <w:szCs w:val="28"/>
+        </w:rPr>
+      </w:pPr>
+      <w:r>
+        <w:rPr>
+          <w:rStyle w:val="s11"/>
+          <w:color w:val="000000"/>
+          <w:sz w:val="28"/>
+          <w:szCs w:val="28"/>
+        </w:rPr>
+        <w:t xml:space="preserve">В памяти шифратора есть буфер (накопитель) размером n = n₁ + n₂. Первые n₁ символов сразу записываются в буфер. Далее на каждом такте специальный узел формирования задержки (УФЗ) вычисляет случайное число γ — номер ячейки, из которой нужно отправить символ в </w:t>
+      </w:r>
+      <w:proofErr w:type="spellStart"/>
+      <w:r>
+        <w:rPr>
+          <w:rStyle w:val="s11"/>
+          <w:color w:val="000000"/>
+          <w:sz w:val="28"/>
+          <w:szCs w:val="28"/>
+        </w:rPr>
+        <w:t>шифротекст</w:t>
+      </w:r>
+      <w:proofErr w:type="spellEnd"/>
+      <w:r>
+        <w:rPr>
+          <w:rStyle w:val="s11"/>
+          <w:color w:val="000000"/>
+          <w:sz w:val="28"/>
+          <w:szCs w:val="28"/>
+        </w:rPr>
+        <w:t xml:space="preserve">. Освободившееся место заполняется следующим символом открытого текста. Управляющая последовательность (значения γ) генерируется линейным регистром сдвига. В результате символы исходного сообщения "перемешиваются" во времени: одни задерживаются дольше, другие меньше, и порядок их следования в </w:t>
+      </w:r>
+      <w:proofErr w:type="spellStart"/>
+      <w:r>
+        <w:rPr>
+          <w:rStyle w:val="s11"/>
+          <w:color w:val="000000"/>
+          <w:sz w:val="28"/>
+          <w:szCs w:val="28"/>
+        </w:rPr>
+        <w:t>шифротексте</w:t>
+      </w:r>
+      <w:proofErr w:type="spellEnd"/>
+      <w:r>
+        <w:rPr>
+          <w:rStyle w:val="s11"/>
+          <w:color w:val="000000"/>
+          <w:sz w:val="28"/>
+          <w:szCs w:val="28"/>
+        </w:rPr>
+        <w:t xml:space="preserve"> становится иным, чем в исходном тексте.</w:t>
+      </w:r>
+    </w:p>
+    <w:p>
+      <w:pPr>
+        <w:spacing w:line="360" w:lineRule="auto"/>
+        <w:ind w:firstLine="708"/>
+        <w:jc w:val="both"/>
+        <w:rPr>
+          <w:sz w:val="28"/>
+          <w:szCs w:val="28"/>
+        </w:rPr>
+      </w:pPr>
     </w:p>
     <w:p>
       <w:pPr>
@@ -4235,6 +5014,45 @@
       </w:tblBorders>
     </w:tblPr>
   </w:style>
+  <w:style w:type="paragraph" w:customStyle="1" w:styleId="s26">
+    <w:name w:val="s26"/>
+    <w:basedOn w:val="a"/>
+    <w:rsid w:val="00CF22F3"/>
+    <w:pPr>
+      <w:spacing w:before="100" w:beforeAutospacing="1" w:after="100" w:afterAutospacing="1"/>
+    </w:pPr>
+  </w:style>
+  <w:style w:type="character" w:customStyle="1" w:styleId="s11">
+    <w:name w:val="s11"/>
+    <w:basedOn w:val="a0"/>
+    <w:rsid w:val="00CF22F3"/>
+  </w:style>
+  <w:style w:type="character" w:customStyle="1" w:styleId="apple-converted-space">
+    <w:name w:val="apple-converted-space"/>
+    <w:basedOn w:val="a0"/>
+    <w:rsid w:val="00CF22F3"/>
+  </w:style>
+  <w:style w:type="character" w:customStyle="1" w:styleId="s14">
+    <w:name w:val="s14"/>
+    <w:basedOn w:val="a0"/>
+    <w:rsid w:val="00CF22F3"/>
+  </w:style>
+  <w:style w:type="paragraph" w:customStyle="1" w:styleId="s37">
+    <w:name w:val="s37"/>
+    <w:basedOn w:val="a"/>
+    <w:rsid w:val="00CF22F3"/>
+    <w:pPr>
+      <w:spacing w:before="100" w:beforeAutospacing="1" w:after="100" w:afterAutospacing="1"/>
+    </w:pPr>
+  </w:style>
+  <w:style w:type="paragraph" w:customStyle="1" w:styleId="s38">
+    <w:name w:val="s38"/>
+    <w:basedOn w:val="a"/>
+    <w:rsid w:val="00CF22F3"/>
+    <w:pPr>
+      <w:spacing w:before="100" w:beforeAutospacing="1" w:after="100" w:afterAutospacing="1"/>
+    </w:pPr>
+  </w:style>
 </w:styles>
 </file>
 
